--- a/docs uni/guias-resueltas/Semana 5/CLI-SERV GUÍA PRÁCTICA N° 5 INTEGRACIÓN DE OBJETOS REMOTOS.docx
+++ b/docs uni/guias-resueltas/Semana 5/CLI-SERV GUÍA PRÁCTICA N° 5 INTEGRACIÓN DE OBJETOS REMOTOS.docx
@@ -586,7 +586,7 @@
           <w:sz w:val="24"/>
           <w:szCs w:val="24"/>
         </w:rPr>
-        <w:t>En esta guía se implementa el transporte de objetos entre cliente y servidor mediante el uso de serialización en Java. Esta técnica permite convertir un objeto en un flujo de bytes para ser transmitido por medio de sockets y posteriormente reconstruido en el servidor. Este proceso simula la invocación de objetos remotos dentro del sistema distribuido del proyecto GOAPPLE.</w:t>
+        <w:t>En esta guía se implementa el transporte de objetos entre cliente y servidor mediante el uso de serialización en PHP. Esta técnica permite convertir un objeto en un flujo de bytes para ser transmitido por medio de sockets y posteriormente reconstruido en el servidor. Este proceso simula la invocación de objetos remotos dentro del sistema distribuido del proyecto GOAPPLE.</w:t>
       </w:r>
     </w:p>
     <w:p>
